--- a/zht/docx/24.content.docx
+++ b/zht/docx/24.content.docx
@@ -19,7 +19,7 @@
         <w:rPr>
           <w:lang w:val="zh_TW" w:bidi="zh_TW"/>
         </w:rPr>
-        <w:t>Resource: 研讀筆記 - 書籍簡介 (Tyndale)</w:t>
+        <w:t>Resource: Tyndale Open Study Notes</w:t>
       </w:r>
       <w:r>
         <w:rPr>
@@ -112,7 +112,7 @@
         <w:rPr>
           <w:lang w:val="zh_TW" w:bidi="zh_TW"/>
         </w:rPr>
-        <w:t>研讀筆記 - 書籍簡介 (Tyndale)</w:t>
+        <w:t>Tyndale Open Study Notes</w:t>
       </w:r>
     </w:p>
     <w:p>

--- a/zht/docx/24.content.docx
+++ b/zht/docx/24.content.docx
@@ -19,7 +19,7 @@
         <w:rPr>
           <w:lang w:val="zh_TW" w:bidi="zh_TW"/>
         </w:rPr>
-        <w:t>Resource: Tyndale Open Study Notes</w:t>
+        <w:t>Resource: Aquifer Open Study Notes (Book Intros)</w:t>
       </w:r>
       <w:r>
         <w:rPr>
@@ -112,7 +112,7 @@
         <w:rPr>
           <w:lang w:val="zh_TW" w:bidi="zh_TW"/>
         </w:rPr>
-        <w:t>Tyndale Open Study Notes</w:t>
+        <w:t>Aquifer Open Study Notes (Book Intros)</w:t>
       </w:r>
     </w:p>
     <w:p>

--- a/zht/docx/24.content.docx
+++ b/zht/docx/24.content.docx
@@ -258,72 +258,48 @@
         </w:rPr>
         <w:t>在耶利米出生前的數十年，亞述帝國稱霸古代近東，甚至一度統治埃及。猶大王瑪拿西成為亞述的附庸，向亞述的神效忠，並在他漫長的統治期間（公元前686–642；見</w:t>
       </w:r>
-      <w:hyperlink r:id="rId13">
-        <w:r>
-          <w:rPr>
-            <w:lang w:val="zh_TW" w:bidi="zh_TW"/>
-          </w:rPr>
-          <w:rPr>
-            <w:color w:val="0000EE"/>
-            <w:u w:val="single"/>
-          </w:rPr>
-          <w:t>王下21:1–7</w:t>
-        </w:r>
-      </w:hyperlink>
+      <w:r>
+        <w:rPr>
+          <w:lang w:val="zh_TW" w:bidi="zh_TW"/>
+        </w:rPr>
+        <w:t>王下21:1–7</w:t>
+      </w:r>
       <w:r>
         <w:rPr>
           <w:lang w:val="zh_TW" w:bidi="zh_TW"/>
         </w:rPr>
         <w:t>）拜偶像。因此，猶大國淪為屬靈的荒漠（但見</w:t>
       </w:r>
-      <w:hyperlink r:id="rId14">
-        <w:r>
-          <w:rPr>
-            <w:lang w:val="zh_TW" w:bidi="zh_TW"/>
-          </w:rPr>
-          <w:rPr>
-            <w:color w:val="0000EE"/>
-            <w:u w:val="single"/>
-          </w:rPr>
-          <w:t>代下33:10–17</w:t>
-        </w:r>
-      </w:hyperlink>
+      <w:r>
+        <w:rPr>
+          <w:lang w:val="zh_TW" w:bidi="zh_TW"/>
+        </w:rPr>
+        <w:t>代下33:10–17</w:t>
+      </w:r>
       <w:r>
         <w:rPr>
           <w:lang w:val="zh_TW" w:bidi="zh_TW"/>
         </w:rPr>
         <w:t>）。瑪拿西的兒子亞們繼位後，在短暫的統治期間效法父親的惡行（</w:t>
       </w:r>
-      <w:hyperlink r:id="rId15">
-        <w:r>
-          <w:rPr>
-            <w:lang w:val="zh_TW" w:bidi="zh_TW"/>
-          </w:rPr>
-          <w:rPr>
-            <w:color w:val="0000EE"/>
-            <w:u w:val="single"/>
-          </w:rPr>
-          <w:t>王下21:21</w:t>
-        </w:r>
-      </w:hyperlink>
+      <w:r>
+        <w:rPr>
+          <w:lang w:val="zh_TW" w:bidi="zh_TW"/>
+        </w:rPr>
+        <w:t>王下21:21</w:t>
+      </w:r>
       <w:r>
         <w:rPr>
           <w:lang w:val="zh_TW" w:bidi="zh_TW"/>
         </w:rPr>
         <w:t>）。後來，耶路撒冷宮中的臣僕刺殺亞們（</w:t>
       </w:r>
-      <w:hyperlink r:id="rId16">
-        <w:r>
-          <w:rPr>
-            <w:lang w:val="zh_TW" w:bidi="zh_TW"/>
-          </w:rPr>
-          <w:rPr>
-            <w:color w:val="0000EE"/>
-            <w:u w:val="single"/>
-          </w:rPr>
-          <w:t>王下21:23–24</w:t>
-        </w:r>
-      </w:hyperlink>
+      <w:r>
+        <w:rPr>
+          <w:lang w:val="zh_TW" w:bidi="zh_TW"/>
+        </w:rPr>
+        <w:t>王下21:23–24</w:t>
+      </w:r>
       <w:r>
         <w:rPr>
           <w:lang w:val="zh_TW" w:bidi="zh_TW"/>
@@ -344,36 +320,24 @@
         </w:rPr>
         <w:t>約西亞敬畏神，不隨從祖先對異教信仰的支持。他在登基第十二年下令摧毀一切偶像與祭壇（</w:t>
       </w:r>
-      <w:hyperlink r:id="rId17">
-        <w:r>
-          <w:rPr>
-            <w:lang w:val="zh_TW" w:bidi="zh_TW"/>
-          </w:rPr>
-          <w:rPr>
-            <w:color w:val="0000EE"/>
-            <w:u w:val="single"/>
-          </w:rPr>
-          <w:t>代下34:3–7</w:t>
-        </w:r>
-      </w:hyperlink>
+      <w:r>
+        <w:rPr>
+          <w:lang w:val="zh_TW" w:bidi="zh_TW"/>
+        </w:rPr>
+        <w:t>代下34:3–7</w:t>
+      </w:r>
       <w:r>
         <w:rPr>
           <w:lang w:val="zh_TW" w:bidi="zh_TW"/>
         </w:rPr>
         <w:t>）。在他登基的第十八年，他資助聖殿修繕工程，恢復祭司與猶大百姓對獨一真神的敬拜（</w:t>
       </w:r>
-      <w:hyperlink r:id="rId18">
-        <w:r>
-          <w:rPr>
-            <w:lang w:val="zh_TW" w:bidi="zh_TW"/>
-          </w:rPr>
-          <w:rPr>
-            <w:color w:val="0000EE"/>
-            <w:u w:val="single"/>
-          </w:rPr>
-          <w:t>代下34:8</w:t>
-        </w:r>
-      </w:hyperlink>
+      <w:r>
+        <w:rPr>
+          <w:lang w:val="zh_TW" w:bidi="zh_TW"/>
+        </w:rPr>
+        <w:t>代下34:8</w:t>
+      </w:r>
       <w:r>
         <w:rPr>
           <w:lang w:val="zh_TW" w:bidi="zh_TW"/>
@@ -402,18 +366,12 @@
         </w:rPr>
         <w:t>公元前609年，約西亞在與埃及軍隊的戰役中陣亡（見</w:t>
       </w:r>
-      <w:hyperlink r:id="rId19">
-        <w:r>
-          <w:rPr>
-            <w:lang w:val="zh_TW" w:bidi="zh_TW"/>
-          </w:rPr>
-          <w:rPr>
-            <w:color w:val="0000EE"/>
-            <w:u w:val="single"/>
-          </w:rPr>
-          <w:t>王下23:29</w:t>
-        </w:r>
-      </w:hyperlink>
+      <w:r>
+        <w:rPr>
+          <w:lang w:val="zh_TW" w:bidi="zh_TW"/>
+        </w:rPr>
+        <w:t>王下23:29</w:t>
+      </w:r>
       <w:r>
         <w:rPr>
           <w:lang w:val="zh_TW" w:bidi="zh_TW"/>
@@ -467,18 +425,12 @@
           <w:lang w:val="zh_TW" w:bidi="zh_TW"/>
         </w:rPr>
       </w:r>
-      <w:hyperlink r:id="rId20">
-        <w:r>
-          <w:rPr>
-            <w:lang w:val="zh_TW" w:bidi="zh_TW"/>
-          </w:rPr>
-          <w:rPr>
-            <w:color w:val="0000EE"/>
-            <w:u w:val="single"/>
-          </w:rPr>
-          <w:t>第一章</w:t>
-        </w:r>
-      </w:hyperlink>
+      <w:r>
+        <w:rPr>
+          <w:lang w:val="zh_TW" w:bidi="zh_TW"/>
+        </w:rPr>
+        <w:t>第一章</w:t>
+      </w:r>
       <w:r>
         <w:rPr>
           <w:lang w:val="zh_TW" w:bidi="zh_TW"/>
@@ -493,36 +445,24 @@
           <w:lang w:val="zh_TW" w:bidi="zh_TW"/>
         </w:rPr>
       </w:r>
-      <w:hyperlink r:id="rId21">
-        <w:r>
-          <w:rPr>
-            <w:lang w:val="zh_TW" w:bidi="zh_TW"/>
-          </w:rPr>
-          <w:rPr>
-            <w:color w:val="0000EE"/>
-            <w:u w:val="single"/>
-          </w:rPr>
-          <w:t>第二至二十章</w:t>
-        </w:r>
-      </w:hyperlink>
+      <w:r>
+        <w:rPr>
+          <w:lang w:val="zh_TW" w:bidi="zh_TW"/>
+        </w:rPr>
+        <w:t>第二至二十章</w:t>
+      </w:r>
       <w:r>
         <w:rPr>
           <w:lang w:val="zh_TW" w:bidi="zh_TW"/>
         </w:rPr>
         <w:t>（公元前627至605年）描述神、耶利米與猶大百姓之間的互動。在這些章節中，神藉著耶利米嚴厲譴責猶大的異教崇拜，警告來自北方的入侵，並宣告即將臨到的嚴厲懲罰。在</w:t>
       </w:r>
-      <w:hyperlink r:id="rId22">
-        <w:r>
-          <w:rPr>
-            <w:lang w:val="zh_TW" w:bidi="zh_TW"/>
-          </w:rPr>
-          <w:rPr>
-            <w:color w:val="0000EE"/>
-            <w:u w:val="single"/>
-          </w:rPr>
-          <w:t>第十一至二十章</w:t>
-        </w:r>
-      </w:hyperlink>
+      <w:r>
+        <w:rPr>
+          <w:lang w:val="zh_TW" w:bidi="zh_TW"/>
+        </w:rPr>
+        <w:t>第十一至二十章</w:t>
+      </w:r>
       <w:r>
         <w:rPr>
           <w:lang w:val="zh_TW" w:bidi="zh_TW"/>
@@ -537,18 +477,12 @@
           <w:lang w:val="zh_TW" w:bidi="zh_TW"/>
         </w:rPr>
       </w:r>
-      <w:hyperlink r:id="rId23">
-        <w:r>
-          <w:rPr>
-            <w:lang w:val="zh_TW" w:bidi="zh_TW"/>
-          </w:rPr>
-          <w:rPr>
-            <w:color w:val="0000EE"/>
-            <w:u w:val="single"/>
-          </w:rPr>
-          <w:t>第二十一至二十九章</w:t>
-        </w:r>
-      </w:hyperlink>
+      <w:r>
+        <w:rPr>
+          <w:lang w:val="zh_TW" w:bidi="zh_TW"/>
+        </w:rPr>
+        <w:t>第二十一至二十九章</w:t>
+      </w:r>
       <w:r>
         <w:rPr>
           <w:lang w:val="zh_TW" w:bidi="zh_TW"/>
@@ -563,36 +497,24 @@
           <w:lang w:val="zh_TW" w:bidi="zh_TW"/>
         </w:rPr>
       </w:r>
-      <w:hyperlink r:id="rId24">
-        <w:r>
-          <w:rPr>
-            <w:lang w:val="zh_TW" w:bidi="zh_TW"/>
-          </w:rPr>
-          <w:rPr>
-            <w:color w:val="0000EE"/>
-            <w:u w:val="single"/>
-          </w:rPr>
-          <w:t>第三十至三十三章</w:t>
-        </w:r>
-      </w:hyperlink>
+      <w:r>
+        <w:rPr>
+          <w:lang w:val="zh_TW" w:bidi="zh_TW"/>
+        </w:rPr>
+        <w:t>第三十至三十三章</w:t>
+      </w:r>
       <w:r>
         <w:rPr>
           <w:lang w:val="zh_TW" w:bidi="zh_TW"/>
         </w:rPr>
         <w:t>（公元前596至588年）帶來一線希望，強調猶大百姓仍有復興的可能，並預告神將與祂的子民建立新的約。這異象展望未來，宣告有一位「公義的苗裔」</w:t>
       </w:r>
-      <w:hyperlink r:id="rId25">
-        <w:r>
-          <w:rPr>
-            <w:lang w:val="zh_TW" w:bidi="zh_TW"/>
-          </w:rPr>
-          <w:rPr>
-            <w:color w:val="0000EE"/>
-            <w:u w:val="single"/>
-          </w:rPr>
-          <w:t>（33:15）</w:t>
-        </w:r>
-      </w:hyperlink>
+      <w:r>
+        <w:rPr>
+          <w:lang w:val="zh_TW" w:bidi="zh_TW"/>
+        </w:rPr>
+        <w:t>（33:15）</w:t>
+      </w:r>
       <w:r>
         <w:rPr>
           <w:lang w:val="zh_TW" w:bidi="zh_TW"/>
@@ -607,36 +529,24 @@
           <w:lang w:val="zh_TW" w:bidi="zh_TW"/>
         </w:rPr>
       </w:r>
-      <w:hyperlink r:id="rId26">
-        <w:r>
-          <w:rPr>
-            <w:lang w:val="zh_TW" w:bidi="zh_TW"/>
-          </w:rPr>
-          <w:rPr>
-            <w:color w:val="0000EE"/>
-            <w:u w:val="single"/>
-          </w:rPr>
-          <w:t>第三十四至三十五章</w:t>
-        </w:r>
-      </w:hyperlink>
+      <w:r>
+        <w:rPr>
+          <w:lang w:val="zh_TW" w:bidi="zh_TW"/>
+        </w:rPr>
+        <w:t>第三十四至三十五章</w:t>
+      </w:r>
       <w:r>
         <w:rPr>
           <w:lang w:val="zh_TW" w:bidi="zh_TW"/>
         </w:rPr>
         <w:t>（公元前605–580年）記錄了巴比倫圍攻耶路撒冷、城牆被攻破，以及聖殿、耶路撒冷城與猶大國的完全毀滅。</w:t>
       </w:r>
-      <w:hyperlink r:id="rId27">
-        <w:r>
-          <w:rPr>
-            <w:lang w:val="zh_TW" w:bidi="zh_TW"/>
-          </w:rPr>
-          <w:rPr>
-            <w:color w:val="0000EE"/>
-            <w:u w:val="single"/>
-          </w:rPr>
-          <w:t>第三十四至三十六章</w:t>
-        </w:r>
-      </w:hyperlink>
+      <w:r>
+        <w:rPr>
+          <w:lang w:val="zh_TW" w:bidi="zh_TW"/>
+        </w:rPr>
+        <w:t>第三十四至三十六章</w:t>
+      </w:r>
       <w:r>
         <w:rPr>
           <w:lang w:val="zh_TW" w:bidi="zh_TW"/>
@@ -651,18 +561,12 @@
           <w:lang w:val="zh_TW" w:bidi="zh_TW"/>
         </w:rPr>
       </w:r>
-      <w:hyperlink r:id="rId28">
-        <w:r>
-          <w:rPr>
-            <w:lang w:val="zh_TW" w:bidi="zh_TW"/>
-          </w:rPr>
-          <w:rPr>
-            <w:color w:val="0000EE"/>
-            <w:u w:val="single"/>
-          </w:rPr>
-          <w:t>第四十六至五十一章</w:t>
-        </w:r>
-      </w:hyperlink>
+      <w:r>
+        <w:rPr>
+          <w:lang w:val="zh_TW" w:bidi="zh_TW"/>
+        </w:rPr>
+        <w:t>第四十六至五十一章</w:t>
+      </w:r>
       <w:r>
         <w:rPr>
           <w:lang w:val="zh_TW" w:bidi="zh_TW"/>
@@ -677,36 +581,24 @@
           <w:lang w:val="zh_TW" w:bidi="zh_TW"/>
         </w:rPr>
       </w:r>
-      <w:hyperlink r:id="rId29">
-        <w:r>
-          <w:rPr>
-            <w:lang w:val="zh_TW" w:bidi="zh_TW"/>
-          </w:rPr>
-          <w:rPr>
-            <w:color w:val="0000EE"/>
-            <w:u w:val="single"/>
-          </w:rPr>
-          <w:t>第五十二章</w:t>
-        </w:r>
-      </w:hyperlink>
+      <w:r>
+        <w:rPr>
+          <w:lang w:val="zh_TW" w:bidi="zh_TW"/>
+        </w:rPr>
+        <w:t>第五十二章</w:t>
+      </w:r>
       <w:r>
         <w:rPr>
           <w:lang w:val="zh_TW" w:bidi="zh_TW"/>
         </w:rPr>
         <w:t>（公元前586–561年）記載了耶路撒冷最後的日子，其內容基本上與</w:t>
       </w:r>
-      <w:hyperlink r:id="rId30">
-        <w:r>
-          <w:rPr>
-            <w:lang w:val="zh_TW" w:bidi="zh_TW"/>
-          </w:rPr>
-          <w:rPr>
-            <w:color w:val="0000EE"/>
-            <w:u w:val="single"/>
-          </w:rPr>
-          <w:t>列王紀下二十四章18節至二十五章30節</w:t>
-        </w:r>
-      </w:hyperlink>
+      <w:r>
+        <w:rPr>
+          <w:lang w:val="zh_TW" w:bidi="zh_TW"/>
+        </w:rPr>
+        <w:t>列王紀下二十四章18節至二十五章30節</w:t>
+      </w:r>
       <w:r>
         <w:rPr>
           <w:lang w:val="zh_TW" w:bidi="zh_TW"/>
@@ -738,54 +630,36 @@
         </w:rPr>
         <w:t>在約雅敬王第四年（公元前605年），耶利米口述了一系列神的信息，由巴錄記錄在一卷書卷上，最終這書卷被送到王面前（</w:t>
       </w:r>
-      <w:hyperlink r:id="rId31">
-        <w:r>
-          <w:rPr>
-            <w:lang w:val="zh_TW" w:bidi="zh_TW"/>
-          </w:rPr>
-          <w:rPr>
-            <w:color w:val="0000EE"/>
-            <w:u w:val="single"/>
-          </w:rPr>
-          <w:t>耶36:1–26</w:t>
-        </w:r>
-      </w:hyperlink>
+      <w:r>
+        <w:rPr>
+          <w:lang w:val="zh_TW" w:bidi="zh_TW"/>
+        </w:rPr>
+        <w:t>耶36:1–26</w:t>
+      </w:r>
       <w:r>
         <w:rPr>
           <w:lang w:val="zh_TW" w:bidi="zh_TW"/>
         </w:rPr>
         <w:t>）。然而，約雅敬王將這書卷焚毀，但耶利米與巴錄再次抄寫這些信息，並且「又添了許多相彷的話」（</w:t>
       </w:r>
-      <w:hyperlink r:id="rId32">
-        <w:r>
-          <w:rPr>
-            <w:lang w:val="zh_TW" w:bidi="zh_TW"/>
-          </w:rPr>
-          <w:rPr>
-            <w:color w:val="0000EE"/>
-            <w:u w:val="single"/>
-          </w:rPr>
-          <w:t>36:32</w:t>
-        </w:r>
-      </w:hyperlink>
+      <w:r>
+        <w:rPr>
+          <w:lang w:val="zh_TW" w:bidi="zh_TW"/>
+        </w:rPr>
+        <w:t>36:32</w:t>
+      </w:r>
       <w:r>
         <w:rPr>
           <w:lang w:val="zh_TW" w:bidi="zh_TW"/>
         </w:rPr>
         <w:t>）。這第二卷書卷的內容很可能構成了現今耶利米書的第</w:t>
       </w:r>
-      <w:hyperlink r:id="rId21">
-        <w:r>
-          <w:rPr>
-            <w:lang w:val="zh_TW" w:bidi="zh_TW"/>
-          </w:rPr>
-          <w:rPr>
-            <w:color w:val="0000EE"/>
-            <w:u w:val="single"/>
-          </w:rPr>
-          <w:t>二至二十</w:t>
-        </w:r>
-      </w:hyperlink>
+      <w:r>
+        <w:rPr>
+          <w:lang w:val="zh_TW" w:bidi="zh_TW"/>
+        </w:rPr>
+        <w:t>二至二十</w:t>
+      </w:r>
       <w:r>
         <w:rPr>
           <w:lang w:val="zh_TW" w:bidi="zh_TW"/>
@@ -842,18 +716,12 @@
         </w:rPr>
         <w:t>使者系統。耶利米書的結構深受「使者系統」的影響，這是古代近東王國常見的通訊模式，甚至在今日仍然存在。國的統治者會指派一位使者，負責向其它國傳達口頭或書面信息。這位使者在傳遞信息時，擁有其統治者的權威。信息的接收者可以選擇接受或拒絕，並作出回應。如果對方拒絕信息，可能會羞辱使者，甚至準備發動戰爭（見</w:t>
       </w:r>
-      <w:hyperlink r:id="rId33">
-        <w:r>
-          <w:rPr>
-            <w:lang w:val="zh_TW" w:bidi="zh_TW"/>
-          </w:rPr>
-          <w:rPr>
-            <w:color w:val="0000EE"/>
-            <w:u w:val="single"/>
-          </w:rPr>
-          <w:t>撒下10:1–19</w:t>
-        </w:r>
-      </w:hyperlink>
+      <w:r>
+        <w:rPr>
+          <w:lang w:val="zh_TW" w:bidi="zh_TW"/>
+        </w:rPr>
+        <w:t>撒下10:1–19</w:t>
+      </w:r>
       <w:r>
         <w:rPr>
           <w:lang w:val="zh_TW" w:bidi="zh_TW"/>
@@ -874,18 +742,12 @@
         </w:rPr>
         <w:t>司法框架。耶利米書中的許多信息，採用了法庭審判的框架與用語。法庭場景在書中早期就已建立，耶和華宣布：「我因此必與你們爭辯， 也必與你們的子孫爭辯」（</w:t>
       </w:r>
-      <w:hyperlink r:id="rId34">
-        <w:r>
-          <w:rPr>
-            <w:lang w:val="zh_TW" w:bidi="zh_TW"/>
-          </w:rPr>
-          <w:rPr>
-            <w:color w:val="0000EE"/>
-            <w:u w:val="single"/>
-          </w:rPr>
-          <w:t>耶2:9</w:t>
-        </w:r>
-      </w:hyperlink>
+      <w:r>
+        <w:rPr>
+          <w:lang w:val="zh_TW" w:bidi="zh_TW"/>
+        </w:rPr>
+        <w:t>耶2:9</w:t>
+      </w:r>
       <w:r>
         <w:rPr>
           <w:lang w:val="zh_TW" w:bidi="zh_TW"/>
@@ -931,18 +793,12 @@
         </w:rPr>
         <w:t>在舊約時代的以色列，異教偶像崇拜與對耶和華的敬拜之間展開了一場激烈的爭戰。耶利米不斷提醒以色列人，他們與耶和華立約，神要求他們以真誠、全心且專一的態度來敬拜祂。在一段關鍵的經文中（</w:t>
       </w:r>
-      <w:hyperlink r:id="rId35">
-        <w:r>
-          <w:rPr>
-            <w:lang w:val="zh_TW" w:bidi="zh_TW"/>
-          </w:rPr>
-          <w:rPr>
-            <w:color w:val="0000EE"/>
-            <w:u w:val="single"/>
-          </w:rPr>
-          <w:t>耶10:1–16</w:t>
-        </w:r>
-      </w:hyperlink>
+      <w:r>
+        <w:rPr>
+          <w:lang w:val="zh_TW" w:bidi="zh_TW"/>
+        </w:rPr>
+        <w:t>耶10:1–16</w:t>
+      </w:r>
       <w:r>
         <w:rPr>
           <w:lang w:val="zh_TW" w:bidi="zh_TW"/>
@@ -991,54 +847,36 @@
         </w:rPr>
         <w:t>神憐憫的恩典在第</w:t>
       </w:r>
-      <w:hyperlink r:id="rId24">
-        <w:r>
-          <w:rPr>
-            <w:lang w:val="zh_TW" w:bidi="zh_TW"/>
-          </w:rPr>
-          <w:rPr>
-            <w:color w:val="0000EE"/>
-            <w:u w:val="single"/>
-          </w:rPr>
-          <w:t>三十至三十三</w:t>
-        </w:r>
-      </w:hyperlink>
+      <w:r>
+        <w:rPr>
+          <w:lang w:val="zh_TW" w:bidi="zh_TW"/>
+        </w:rPr>
+        <w:t>三十至三十三</w:t>
+      </w:r>
       <w:r>
         <w:rPr>
           <w:lang w:val="zh_TW" w:bidi="zh_TW"/>
         </w:rPr>
         <w:t>章中表現得最為清楚，這些章節應許了一個新約與新王。神不再拔除與拆毀，而是要種植與重建（</w:t>
       </w:r>
-      <w:hyperlink r:id="rId36">
-        <w:r>
-          <w:rPr>
-            <w:lang w:val="zh_TW" w:bidi="zh_TW"/>
-          </w:rPr>
-          <w:rPr>
-            <w:color w:val="0000EE"/>
-            <w:u w:val="single"/>
-          </w:rPr>
-          <w:t>1:10</w:t>
-        </w:r>
-      </w:hyperlink>
+      <w:r>
+        <w:rPr>
+          <w:lang w:val="zh_TW" w:bidi="zh_TW"/>
+        </w:rPr>
+        <w:t>1:10</w:t>
+      </w:r>
       <w:r>
         <w:rPr>
           <w:lang w:val="zh_TW" w:bidi="zh_TW"/>
         </w:rPr>
         <w:t>，</w:t>
       </w:r>
-      <w:hyperlink r:id="rId37">
-        <w:r>
-          <w:rPr>
-            <w:lang w:val="zh_TW" w:bidi="zh_TW"/>
-          </w:rPr>
-          <w:rPr>
-            <w:color w:val="0000EE"/>
-            <w:u w:val="single"/>
-          </w:rPr>
-          <w:t>31:28</w:t>
-        </w:r>
-      </w:hyperlink>
+      <w:r>
+        <w:rPr>
+          <w:lang w:val="zh_TW" w:bidi="zh_TW"/>
+        </w:rPr>
+        <w:t>31:28</w:t>
+      </w:r>
       <w:r>
         <w:rPr>
           <w:lang w:val="zh_TW" w:bidi="zh_TW"/>
@@ -1059,72 +897,48 @@
         </w:rPr>
         <w:t>在這一切過程中，先知耶利米內心深處經歷了極大的掙扎。他的使命與個人情感之間充滿張力。神的命令是：「起來將我所吩咐你的一切話告訴他們」（</w:t>
       </w:r>
-      <w:hyperlink r:id="rId38">
-        <w:r>
-          <w:rPr>
-            <w:lang w:val="zh_TW" w:bidi="zh_TW"/>
-          </w:rPr>
-          <w:rPr>
-            <w:color w:val="0000EE"/>
-            <w:u w:val="single"/>
-          </w:rPr>
-          <w:t>1:17–19</w:t>
-        </w:r>
-      </w:hyperlink>
+      <w:r>
+        <w:rPr>
+          <w:lang w:val="zh_TW" w:bidi="zh_TW"/>
+        </w:rPr>
+        <w:t>1:17–19</w:t>
+      </w:r>
       <w:r>
         <w:rPr>
           <w:lang w:val="zh_TW" w:bidi="zh_TW"/>
         </w:rPr>
         <w:t>），但耶利米內心卻渴望與同胞和睦相處（見</w:t>
       </w:r>
-      <w:hyperlink r:id="rId39">
-        <w:r>
-          <w:rPr>
-            <w:lang w:val="zh_TW" w:bidi="zh_TW"/>
-          </w:rPr>
-          <w:rPr>
-            <w:color w:val="0000EE"/>
-            <w:u w:val="single"/>
-          </w:rPr>
-          <w:t>20:8–9</w:t>
-        </w:r>
-      </w:hyperlink>
+      <w:r>
+        <w:rPr>
+          <w:lang w:val="zh_TW" w:bidi="zh_TW"/>
+        </w:rPr>
+        <w:t>20:8–9</w:t>
+      </w:r>
       <w:r>
         <w:rPr>
           <w:lang w:val="zh_TW" w:bidi="zh_TW"/>
         </w:rPr>
         <w:t>）。他對自己的百姓有著深厚的情感，而神要他宣告毀滅與審判的信息，使他的內心極為痛苦。在所有舊約先知中，耶利米最坦誠向我們展現了他的心靈掙扎，他努力順服神的呼召，卻深受痛苦折磨（</w:t>
       </w:r>
-      <w:hyperlink r:id="rId40">
-        <w:r>
-          <w:rPr>
-            <w:lang w:val="zh_TW" w:bidi="zh_TW"/>
-          </w:rPr>
-          <w:rPr>
-            <w:color w:val="0000EE"/>
-            <w:u w:val="single"/>
-          </w:rPr>
-          <w:t>15:16–18</w:t>
-        </w:r>
-      </w:hyperlink>
+      <w:r>
+        <w:rPr>
+          <w:lang w:val="zh_TW" w:bidi="zh_TW"/>
+        </w:rPr>
+        <w:t>15:16–18</w:t>
+      </w:r>
       <w:r>
         <w:rPr>
           <w:lang w:val="zh_TW" w:bidi="zh_TW"/>
         </w:rPr>
         <w:t>；參</w:t>
       </w:r>
-      <w:hyperlink r:id="rId41">
-        <w:r>
-          <w:rPr>
-            <w:lang w:val="zh_TW" w:bidi="zh_TW"/>
-          </w:rPr>
-          <w:rPr>
-            <w:color w:val="0000EE"/>
-            <w:u w:val="single"/>
-          </w:rPr>
-          <w:t>太26:36–42</w:t>
-        </w:r>
-      </w:hyperlink>
+      <w:r>
+        <w:rPr>
+          <w:lang w:val="zh_TW" w:bidi="zh_TW"/>
+        </w:rPr>
+        <w:t>太26:36–42</w:t>
+      </w:r>
       <w:r>
         <w:rPr>
           <w:lang w:val="zh_TW" w:bidi="zh_TW"/>
